--- a/B10E-PSS-Simulator/docs-word/README.docx
+++ b/B10E-PSS-Simulator/docs-word/README.docx
@@ -7,12 +7,12 @@
         <w:pStyle w:val="Heading1"/>
       </w:pPr>
       <w:r>
-        <w:t>B10E "HeXI" Personnel Safety System — Logic Simulator &amp; Study Pack</w:t>
+        <w:t>B10E "HeXI" Personnel Safety System — study &amp; test pack</w:t>
       </w:r>
     </w:p>
     <w:p>
       <w:r>
-        <w:t xml:space="preserve">A self-contained kit to </w:t>
+        <w:t xml:space="preserve">A set of clear, plain‑English documents to help you </w:t>
       </w:r>
       <w:r>
         <w:rPr>
@@ -21,25 +21,16 @@
         <w:t>understand</w:t>
       </w:r>
       <w:r>
-        <w:t xml:space="preserve"> and </w:t>
+        <w:t xml:space="preserve"> the safety logic in this repository and </w:t>
       </w:r>
       <w:r>
         <w:rPr>
           <w:b/>
         </w:rPr>
-        <w:t>simulate</w:t>
+        <w:t>test it step by step in HIMA SILworX offline simulation</w:t>
       </w:r>
       <w:r>
-        <w:t xml:space="preserve"> the safety logic in this repository, written for a </w:t>
-      </w:r>
-      <w:r>
-        <w:rPr>
-          <w:b/>
-        </w:rPr>
-        <w:t>junior technical-support engineer</w:t>
-      </w:r>
-      <w:r>
-        <w:t>. No PLC, no licences and no internet are needed — just Python 3.</w:t>
+        <w:t>. Written for a junior technical‑support engineer.</w:t>
       </w:r>
     </w:p>
     <w:p>
@@ -54,7 +45,7 @@
         <w:t>What is this system?</w:t>
       </w:r>
       <w:r>
-        <w:t xml:space="preserve"> The three files in the repo describe the </w:t>
+        <w:t xml:space="preserve"> The three source files in this repo describe the </w:t>
       </w:r>
       <w:r>
         <w:rPr>
@@ -72,16 +63,43 @@
         <w:t>B10E "HeXI"</w:t>
       </w:r>
       <w:r>
-        <w:t xml:space="preserve"> synchrotron beamline. It is a </w:t>
+        <w:t xml:space="preserve"> beamline. A beamline has a shielded room called a </w:t>
       </w:r>
       <w:r>
         <w:rPr>
           <w:b/>
         </w:rPr>
-        <w:t>SIL-2</w:t>
+        <w:t>hutch</w:t>
       </w:r>
       <w:r>
-        <w:t xml:space="preserve"> radiation/personnel-protection interlock running on a </w:t>
+        <w:t xml:space="preserve">. Inside the hutch there are things that can hurt a person: </w:t>
+      </w:r>
+      <w:r>
+        <w:rPr>
+          <w:b/>
+        </w:rPr>
+        <w:t>radiation</w:t>
+      </w:r>
+      <w:r>
+        <w:t xml:space="preserve">, </w:t>
+      </w:r>
+      <w:r>
+        <w:rPr>
+          <w:b/>
+        </w:rPr>
+        <w:t>RF (radio‑frequency) power</w:t>
+      </w:r>
+      <w:r>
+        <w:t xml:space="preserve">, and </w:t>
+      </w:r>
+      <w:r>
+        <w:rPr>
+          <w:b/>
+        </w:rPr>
+        <w:t>low oxygen</w:t>
+      </w:r>
+      <w:r>
+        <w:t xml:space="preserve"> from cryogenic gas. The PSS is an independent safety PLC (a </w:t>
       </w:r>
       <w:r>
         <w:rPr>
@@ -90,16 +108,25 @@
         <w:t>HIMax</w:t>
       </w:r>
       <w:r>
-        <w:t xml:space="preserve"> redundant safety PLC (programmed in HIMA *SILworX*). Its job: </w:t>
+        <w:t xml:space="preserve">, from HIMA) whose one job is simple: </w:t>
       </w:r>
       <w:r>
         <w:rPr>
           <w:b/>
         </w:rPr>
-        <w:t>make it impossible for the X-ray/electron-source/RF hazard to be energised while a person could be inside the shielded "hutch"</w:t>
+        <w:t>a person and the hazard must never be in the hutch at the same time.</w:t>
       </w:r>
       <w:r>
-        <w:t xml:space="preserve"> — and to force the hazard off if anything unsafe happens.</w:t>
+        <w:t xml:space="preserve"> Before the hazard can be switched on, a trained person must walk through and "search" the hutch to prove nobody is inside, then lock the doors. While the hazard is on, if anything unsafe happens (a door opens, a stop button is pressed, radiation is detected, oxygen drops) the PLC removes the hazard in a fraction of a second. The system is rated </w:t>
+      </w:r>
+      <w:r>
+        <w:rPr>
+          <w:b/>
+        </w:rPr>
+        <w:t>SIL 2</w:t>
+      </w:r>
+      <w:r>
+        <w:t xml:space="preserve"> (a measure of how trustworthy the protection must be).</w:t>
       </w:r>
     </w:p>
     <w:p>
@@ -115,7 +142,7 @@
         <w:pStyle w:val="Heading2"/>
       </w:pPr>
       <w:r>
-        <w:t>The three source files (and what each one is for)</w:t>
+        <w:t>The three source files (already in this repo)</w:t>
       </w:r>
     </w:p>
     <w:tbl>
@@ -142,7 +169,7 @@
                 <w:b/>
                 <w:color w:val="FFFFFF"/>
               </w:rPr>
-              <w:t>File in repo</w:t>
+              <w:t>File</w:t>
             </w:r>
           </w:p>
         </w:tc>
@@ -172,7 +199,7 @@
                 <w:b/>
                 <w:color w:val="FFFFFF"/>
               </w:rPr>
-              <w:t>Why it matters</w:t>
+              <w:t>Plain meaning</w:t>
             </w:r>
           </w:p>
         </w:tc>
@@ -204,9 +231,6 @@
               </w:rPr>
               <w:t>Cause &amp; Effect (C&amp;E) matrix</w:t>
             </w:r>
-            <w:r>
-              <w:t xml:space="preserve"> (per BS EN IEC 62881)</w:t>
-            </w:r>
           </w:p>
         </w:tc>
         <w:tc>
@@ -215,25 +239,25 @@
           </w:tcPr>
           <w:p>
             <w:r>
-              <w:t xml:space="preserve">The contract: which </w:t>
+              <w:t xml:space="preserve">A big grid that says which </w:t>
             </w:r>
             <w:r>
               <w:rPr>
                 <w:b/>
               </w:rPr>
-              <w:t>causes</w:t>
+              <w:t>sensor</w:t>
             </w:r>
             <w:r>
-              <w:t xml:space="preserve"> (sensors) drive which </w:t>
+              <w:t xml:space="preserve"> (cause) switches off which </w:t>
             </w:r>
             <w:r>
               <w:rPr>
                 <w:b/>
               </w:rPr>
-              <w:t>effects</w:t>
+              <w:t>output</w:t>
             </w:r>
             <w:r>
-              <w:t xml:space="preserve"> (outputs), with voting, timing and the SIF they belong to.</w:t>
+              <w:t xml:space="preserve"> (effect).</w:t>
             </w:r>
           </w:p>
         </w:tc>
@@ -263,7 +287,7 @@
               <w:rPr>
                 <w:b/>
               </w:rPr>
-              <w:t>I/O Schedule (IOS)</w:t>
+              <w:t>I/O schedule (IOS)</w:t>
             </w:r>
           </w:p>
         </w:tc>
@@ -273,7 +297,7 @@
           </w:tcPr>
           <w:p>
             <w:r>
-              <w:t>Which physical PLC channel each signal is wired to (AI module 005, DI 007/008/009, DO 013–016).</w:t>
+              <w:t>A list of every signal and which physical PLC terminal it is wired to.</w:t>
             </w:r>
           </w:p>
         </w:tc>
@@ -305,9 +329,6 @@
               </w:rPr>
               <w:t>SILworX program printout</w:t>
             </w:r>
-            <w:r>
-              <w:t xml:space="preserve"> (713 pages)</w:t>
-            </w:r>
           </w:p>
         </w:tc>
         <w:tc>
@@ -316,16 +337,7 @@
           </w:tcPr>
           <w:p>
             <w:r>
-              <w:t xml:space="preserve">The actual PLC code: the 12 SIFs, the search </w:t>
-            </w:r>
-            <w:r>
-              <w:rPr>
-                <w:b/>
-              </w:rPr>
-              <w:t>SFC</w:t>
-            </w:r>
-            <w:r>
-              <w:t>, all timers, latches and voting blocks.</w:t>
+              <w:t>The actual PLC program: the safety functions, the search, all the timers.</w:t>
             </w:r>
           </w:p>
         </w:tc>
@@ -334,7 +346,7 @@
     <w:p/>
     <w:p>
       <w:r>
-        <w:t>This kit turns those documents into something you can *run*.</w:t>
+        <w:t>These documents turn those three files into something you can read and test.</w:t>
       </w:r>
     </w:p>
     <w:p>
@@ -366,35 +378,56 @@
         </w:rPr>
         <w:t>B10E-PSS-Simulator/</w:t>
         <w:br/>
-        <w:t>├── README.md                     &lt;- you are here</w:t>
+        <w:t>├── README.md                 &lt;- you are here</w:t>
         <w:br/>
-        <w:t>├── pss_sim.py                    &lt;- the SIMULATOR ENGINE (logic model, heavily commented)</w:t>
+        <w:t>├── docs/</w:t>
         <w:br/>
-        <w:t>├── pss_cli.py                    &lt;- INTERACTIVE keyboard driver  (python3 pss_cli.py)</w:t>
+        <w:t>│   ├── 00_TAG_GLOSSARY.md             &lt;- what every signal name (tag) means</w:t>
         <w:br/>
-        <w:t>├── scenarios.py                  &lt;- 7 worked examples + self-test (python3 scenarios.py)</w:t>
+        <w:t>│   ├── 01_SYSTEM_AND_CAUSE_EFFECT.md  &lt;- the big picture + how to read the C&amp;E</w:t>
         <w:br/>
-        <w:t>├── data/</w:t>
+        <w:t>│   ├── 02_SEARCH_SEQUENCE.md          &lt;- the hutch search, step by step</w:t>
         <w:br/>
-        <w:t>│   ├── cause_effect.json         &lt;- machine-readable C&amp;E (causes, effects, SIFs, voting, timers)</w:t>
+        <w:t>│   ├── 03_PROGRAM_LOGIC_REFERENCE.md  &lt;- the exact PLC logic (pages, blocks, timers)</w:t>
         <w:br/>
-        <w:t>│   ├── io_map.json               &lt;- the full I/O list extracted from the IOS spreadsheet</w:t>
+        <w:t>│   └── 04_SILWORX_OFFLINE_TEST_PROCEDURE.md  &lt;- step-by-step test in SILworX</w:t>
         <w:br/>
-        <w:t>│   ├── ios_csv/                  &lt;- the IOS spreadsheet exported sheet-by-sheet (readable)</w:t>
+        <w:t>├── docs-word/                &lt;- the same documents as Microsoft Word (.docx) files</w:t>
         <w:br/>
-        <w:t>│   └── program_extracted.txt     &lt;- searchable text of all 713 program pages</w:t>
+        <w:t>└── data/                     &lt;- reference data pulled out of the three source files</w:t>
         <w:br/>
-        <w:t>└── docs/</w:t>
+        <w:t xml:space="preserve">    ├── io_map.json           &lt;- the I/O list as data</w:t>
         <w:br/>
-        <w:t xml:space="preserve">    ├── 01_SYSTEM_AND_CAUSE_EFFECT.md   &lt;- the big picture + how to read the C&amp;E</w:t>
+        <w:t xml:space="preserve">    ├── ios_csv/              &lt;- the I/O schedule, one sheet per file</w:t>
         <w:br/>
-        <w:t xml:space="preserve">    ├── 02_SEARCH_SEQUENCE.md           &lt;- the T1..T7 hutch search, step by step</w:t>
-        <w:br/>
-        <w:t xml:space="preserve">    ├── 03_TEST_PROCEDURE.md            &lt;- step-by-step functional test for every SIF</w:t>
-        <w:br/>
-        <w:t xml:space="preserve">    ├── 04_PROGRAM_LOGIC_REFERENCE.md   &lt;- exact PLC logic (SIFs, FBs, timers, latches)</w:t>
-        <w:br/>
-        <w:t xml:space="preserve">    └── 05_HOW_TO_USE_THE_SIMULATOR.md  &lt;- every command, with examples</w:t>
+        <w:t xml:space="preserve">    └── program_extracted.txt &lt;- searchable text of all 713 program pages</w:t>
+      </w:r>
+    </w:p>
+    <w:p>
+      <w:pPr>
+        <w:ind w:left="432"/>
+        <w:shd w:val="clear" w:fill="FFF7E6"/>
+      </w:pPr>
+      <w:r>
+        <w:t xml:space="preserve">Note: this pack is </w:t>
+      </w:r>
+      <w:r>
+        <w:rPr>
+          <w:b/>
+        </w:rPr>
+        <w:t>documentation only</w:t>
+      </w:r>
+      <w:r>
+        <w:t xml:space="preserve">. There is no software to install and nothing here connects to real plant. You do the actual testing in your own </w:t>
+      </w:r>
+      <w:r>
+        <w:rPr>
+          <w:b/>
+        </w:rPr>
+        <w:t>HIMA SILworX</w:t>
+      </w:r>
+      <w:r>
+        <w:t xml:space="preserve"> offline simulation, following document 04.</w:t>
       </w:r>
     </w:p>
     <w:p>
@@ -410,68 +443,197 @@
         <w:pStyle w:val="Heading2"/>
       </w:pPr>
       <w:r>
-        <w:t>Quick start (60 seconds)</w:t>
+        <w:t>What each document tells you</w:t>
       </w:r>
     </w:p>
-    <w:p>
-      <w:pPr>
-        <w:spacing w:after="120"/>
-        <w:ind w:left="288"/>
-        <w:shd w:val="clear" w:fill="F2F2F2"/>
-      </w:pPr>
-      <w:r>
-        <w:rPr>
-          <w:rFonts w:ascii="Consolas" w:hAnsi="Consolas"/>
-          <w:sz w:val="18"/>
-        </w:rPr>
-        <w:t>cd B10E-PSS-Simulator</w:t>
-        <w:br/>
-        <w:br/>
-        <w:t># 1) Prove the model matches the Cause &amp; Effect matrix (7 scenarios):</w:t>
-        <w:br/>
-        <w:t>python3 scenarios.py</w:t>
-        <w:br/>
-        <w:br/>
-        <w:t># 2) Drive it yourself:</w:t>
-        <w:br/>
-        <w:t>python3 pss_cli.py</w:t>
-        <w:br/>
-        <w:t>#   then type:   search        (runs a full valid search and turns BEAM ON)</w:t>
-        <w:br/>
-        <w:t>#                bob 3         (press a beam-off button -&gt; watch everything trip)</w:t>
-        <w:br/>
-        <w:t>#                reset BOB     (clear the latch)</w:t>
-        <w:br/>
-        <w:t>#                door GADC01 open   then   door GADC02 open   (2oo3 door trip)</w:t>
-        <w:br/>
-        <w:t>#                help          (all commands)</w:t>
-      </w:r>
-    </w:p>
-    <w:p>
-      <w:r>
-        <w:t xml:space="preserve">Nothing here is connected to real plant. It is a </w:t>
-      </w:r>
-      <w:r>
-        <w:rPr>
-          <w:b/>
-        </w:rPr>
-        <w:t>learning model</w:t>
-      </w:r>
-      <w:r>
-        <w:t xml:space="preserve"> of the logic. Where the simulator simplifies the real PLC, it says so in the comments and in </w:t>
-      </w:r>
-      <w:r>
-        <w:rPr>
-          <w:rFonts w:ascii="Consolas" w:hAnsi="Consolas"/>
-          <w:color w:val="C7254E"/>
-          <w:sz w:val="19"/>
-        </w:rPr>
-        <w:t>docs/04_PROGRAM_LOGIC_REFERENCE.md</w:t>
-      </w:r>
-      <w:r>
-        <w:t>.</w:t>
-      </w:r>
-    </w:p>
+    <w:tbl>
+      <w:tblPr>
+        <w:tblStyle w:val="LightGrid-Accent1"/>
+        <w:tblW w:type="auto" w:w="0"/>
+        <w:jc w:val="left"/>
+        <w:tblLook w:firstColumn="1" w:firstRow="1" w:lastColumn="0" w:lastRow="0" w:noHBand="0" w:noVBand="1" w:val="04A0"/>
+      </w:tblPr>
+      <w:tblGrid>
+        <w:gridCol w:w="4320"/>
+        <w:gridCol w:w="4320"/>
+      </w:tblGrid>
+      <w:tr>
+        <w:tc>
+          <w:tcPr>
+            <w:tcW w:type="dxa" w:w="4320"/>
+            <w:shd w:val="clear" w:fill="1F4E79"/>
+          </w:tcPr>
+          <w:p>
+            <w:r>
+              <w:rPr>
+                <w:b/>
+                <w:color w:val="FFFFFF"/>
+              </w:rPr>
+              <w:t>Document</w:t>
+            </w:r>
+          </w:p>
+        </w:tc>
+        <w:tc>
+          <w:tcPr>
+            <w:tcW w:type="dxa" w:w="4320"/>
+            <w:shd w:val="clear" w:fill="1F4E79"/>
+          </w:tcPr>
+          <w:p>
+            <w:r>
+              <w:rPr>
+                <w:b/>
+                <w:color w:val="FFFFFF"/>
+              </w:rPr>
+              <w:t>What it tells you</w:t>
+            </w:r>
+          </w:p>
+        </w:tc>
+      </w:tr>
+      <w:tr>
+        <w:tc>
+          <w:tcPr>
+            <w:tcW w:type="dxa" w:w="4320"/>
+          </w:tcPr>
+          <w:p>
+            <w:r>
+              <w:rPr>
+                <w:b/>
+              </w:rPr>
+              <w:t>00 · Tag glossary</w:t>
+            </w:r>
+          </w:p>
+        </w:tc>
+        <w:tc>
+          <w:tcPr>
+            <w:tcW w:type="dxa" w:w="4320"/>
+          </w:tcPr>
+          <w:p>
+            <w:r>
+              <w:t>The full list of signal names (tags) and what each one means in plain words. Keep this open while you read the others.</w:t>
+            </w:r>
+          </w:p>
+        </w:tc>
+      </w:tr>
+      <w:tr>
+        <w:tc>
+          <w:tcPr>
+            <w:tcW w:type="dxa" w:w="4320"/>
+          </w:tcPr>
+          <w:p>
+            <w:r>
+              <w:rPr>
+                <w:b/>
+              </w:rPr>
+              <w:t>01 · System and Cause &amp; Effect</w:t>
+            </w:r>
+          </w:p>
+        </w:tc>
+        <w:tc>
+          <w:tcPr>
+            <w:tcW w:type="dxa" w:w="4320"/>
+          </w:tcPr>
+          <w:p>
+            <w:r>
+              <w:t xml:space="preserve">The big picture: what the hutch hazards are, what a "cause" and an "effect" are, what </w:t>
+            </w:r>
+            <w:r>
+              <w:rPr>
+                <w:b/>
+              </w:rPr>
+              <w:t>de‑energise‑to‑trip</w:t>
+            </w:r>
+            <w:r>
+              <w:t xml:space="preserve"> means (OFF = safe), what </w:t>
+            </w:r>
+            <w:r>
+              <w:rPr>
+                <w:b/>
+              </w:rPr>
+              <w:t>voting</w:t>
+            </w:r>
+            <w:r>
+              <w:t xml:space="preserve"> means (e.g. "2 out of 3 sensors must agree"), and a one‑line summary of every safety function. Start here.</w:t>
+            </w:r>
+          </w:p>
+        </w:tc>
+      </w:tr>
+      <w:tr>
+        <w:tc>
+          <w:tcPr>
+            <w:tcW w:type="dxa" w:w="4320"/>
+          </w:tcPr>
+          <w:p>
+            <w:r>
+              <w:rPr>
+                <w:b/>
+              </w:rPr>
+              <w:t>02 · The hutch search</w:t>
+            </w:r>
+          </w:p>
+        </w:tc>
+        <w:tc>
+          <w:tcPr>
+            <w:tcW w:type="dxa" w:w="4320"/>
+          </w:tcPr>
+          <w:p>
+            <w:r>
+              <w:t>How the walk‑through search works, step by step (the stages the system moves through), the time limits, and what cancels a search.</w:t>
+            </w:r>
+          </w:p>
+        </w:tc>
+      </w:tr>
+      <w:tr>
+        <w:tc>
+          <w:tcPr>
+            <w:tcW w:type="dxa" w:w="4320"/>
+          </w:tcPr>
+          <w:p>
+            <w:r>
+              <w:rPr>
+                <w:b/>
+              </w:rPr>
+              <w:t>03 · Program logic reference</w:t>
+            </w:r>
+          </w:p>
+        </w:tc>
+        <w:tc>
+          <w:tcPr>
+            <w:tcW w:type="dxa" w:w="4320"/>
+          </w:tcPr>
+          <w:p>
+            <w:r>
+              <w:t>The exact PLC program: which page does what, how each safety function is built (which sensors, which voting, which timers), and the real set‑point and timer values. Use it as a look‑up.</w:t>
+            </w:r>
+          </w:p>
+        </w:tc>
+      </w:tr>
+      <w:tr>
+        <w:tc>
+          <w:tcPr>
+            <w:tcW w:type="dxa" w:w="4320"/>
+          </w:tcPr>
+          <w:p>
+            <w:r>
+              <w:rPr>
+                <w:b/>
+              </w:rPr>
+              <w:t>04 · SILworX offline test procedure</w:t>
+            </w:r>
+          </w:p>
+        </w:tc>
+        <w:tc>
+          <w:tcPr>
+            <w:tcW w:type="dxa" w:w="4320"/>
+          </w:tcPr>
+          <w:p>
+            <w:r>
+              <w:t>The main "do this" document: a step‑by‑step test you run in HIMA SILworX offline simulation. For each safety function it gives the tag to force, the signal to watch, and the result to expect.</w:t>
+            </w:r>
+          </w:p>
+        </w:tc>
+      </w:tr>
+    </w:tbl>
+    <w:p/>
     <w:p>
       <w:r>
         <w:rPr>
@@ -485,21 +647,26 @@
         <w:pStyle w:val="Heading2"/>
       </w:pPr>
       <w:r>
-        <w:t>Where to go next</w:t>
+        <w:t>How to use this pack</w:t>
       </w:r>
     </w:p>
     <w:p>
       <w:pPr>
-        <w:pStyle w:val="ListBullet"/>
+        <w:pStyle w:val="ListNumber"/>
       </w:pPr>
       <w:r>
         <w:rPr>
           <w:b/>
         </w:rPr>
-        <w:t>New to the system?</w:t>
+        <w:t>Read document 01</w:t>
       </w:r>
       <w:r>
-        <w:t xml:space="preserve"> Read </w:t>
+        <w:t xml:space="preserve"> to understand what the system does and the key idea</w:t>
+      </w:r>
+    </w:p>
+    <w:p>
+      <w:r>
+        <w:t xml:space="preserve">   (</w:t>
       </w:r>
       <w:r>
         <w:rPr>
@@ -507,65 +674,71 @@
           <w:color w:val="C7254E"/>
           <w:sz w:val="19"/>
         </w:rPr>
-        <w:t>docs/01_SYSTEM_AND_CAUSE_EFFECT.md</w:t>
+        <w:t>OFF = safe</w:t>
       </w:r>
       <w:r>
-        <w:t>.</w:t>
+        <w:t>).</w:t>
       </w:r>
     </w:p>
     <w:p>
       <w:pPr>
-        <w:pStyle w:val="ListBullet"/>
+        <w:pStyle w:val="ListNumber"/>
       </w:pPr>
       <w:r>
         <w:rPr>
           <w:b/>
         </w:rPr>
-        <w:t>Need the test steps?</w:t>
+        <w:t>Keep document 00 (the glossary) open</w:t>
       </w:r>
       <w:r>
-        <w:t xml:space="preserve"> Read </w:t>
-      </w:r>
-      <w:r>
-        <w:rPr>
-          <w:rFonts w:ascii="Consolas" w:hAnsi="Consolas"/>
-          <w:color w:val="C7254E"/>
-          <w:sz w:val="19"/>
-        </w:rPr>
-        <w:t>docs/03_TEST_PROCEDURE.md</w:t>
-      </w:r>
-      <w:r>
-        <w:t xml:space="preserve"> and run each one in</w:t>
-      </w:r>
-    </w:p>
-    <w:p>
-      <w:r>
-        <w:t xml:space="preserve">  the CLI as you go.</w:t>
+        <w:t xml:space="preserve"> so every tag makes sense.</w:t>
       </w:r>
     </w:p>
     <w:p>
       <w:pPr>
-        <w:pStyle w:val="ListBullet"/>
+        <w:pStyle w:val="ListNumber"/>
       </w:pPr>
       <w:r>
         <w:rPr>
           <w:b/>
         </w:rPr>
-        <w:t>Want the exact PLC logic?</w:t>
+        <w:t>Read document 02</w:t>
       </w:r>
       <w:r>
-        <w:t xml:space="preserve"> </w:t>
+        <w:t xml:space="preserve"> to understand the hutch search.</w:t>
+      </w:r>
+    </w:p>
+    <w:p>
+      <w:pPr>
+        <w:pStyle w:val="ListNumber"/>
+      </w:pPr>
+      <w:r>
+        <w:rPr>
+          <w:b/>
+        </w:rPr>
+        <w:t>Open document 04 and your SILworX project side by side</w:t>
+      </w:r>
+      <w:r>
+        <w:t>, and work through</w:t>
+      </w:r>
+    </w:p>
+    <w:p>
+      <w:r>
+        <w:t xml:space="preserve">   the tests one safety function at a time. Use </w:t>
       </w:r>
       <w:r>
         <w:rPr>
-          <w:rFonts w:ascii="Consolas" w:hAnsi="Consolas"/>
-          <w:color w:val="C7254E"/>
-          <w:sz w:val="19"/>
+          <w:b/>
         </w:rPr>
-        <w:t>docs/04_PROGRAM_LOGIC_REFERENCE.md</w:t>
+        <w:t>document 03</w:t>
       </w:r>
       <w:r>
-        <w:t>.</w:t>
+        <w:t xml:space="preserve"> whenever you want    the exact page or block behind a test.</w:t>
+      </w:r>
+    </w:p>
+    <w:p>
+      <w:r>
+        <w:t>Everything you need to test the logic is in document 04, written so each step is clear: which signal to set, what to watch, and what should happen.</w:t>
       </w:r>
     </w:p>
     <w:sectPr>

--- a/B10E-PSS-Simulator/docs-word/README.docx
+++ b/B10E-PSS-Simulator/docs-word/README.docx
@@ -31,6 +31,24 @@
       </w:r>
       <w:r>
         <w:t>. Written for a junior technical‑support engineer.</w:t>
+      </w:r>
+    </w:p>
+    <w:p>
+      <w:pPr>
+        <w:ind w:left="432"/>
+        <w:shd w:val="clear" w:fill="FFF7E6"/>
+      </w:pPr>
+      <w:r>
+        <w:t xml:space="preserve">### 👉 New here? Read </w:t>
+      </w:r>
+      <w:r>
+        <w:rPr>
+          <w:b/>
+        </w:rPr>
+        <w:t>`docs/00_START_HERE.md`</w:t>
+      </w:r>
+      <w:r>
+        <w:t xml:space="preserve"> first. It is a single guided document — system, code, and how to simulate it — and it is all you need to understand the whole thing. The other documents are deep reference you can dip into later.</w:t>
       </w:r>
     </w:p>
     <w:p>

--- a/B10E-PSS-Simulator/docs-word/README.docx
+++ b/B10E-PSS-Simulator/docs-word/README.docx
@@ -408,7 +408,9 @@
         <w:br/>
         <w:t>│   ├── 03_PROGRAM_LOGIC_REFERENCE.md  &lt;- the exact PLC logic (pages, blocks, timers)</w:t>
         <w:br/>
-        <w:t>│   └── 04_SILWORX_OFFLINE_TEST_PROCEDURE.md  &lt;- step-by-step test in SILworX</w:t>
+        <w:t>│   ├── 04_SILWORX_OFFLINE_TEST_PROCEDURE.md  &lt;- step-by-step test in SILworX</w:t>
+        <w:br/>
+        <w:t>│   └── 05_CODE_WALKTHROUGH.md         &lt;- the real PLC pages (screenshots) explained one by one</w:t>
         <w:br/>
         <w:t>├── docs-word/                &lt;- the same documents as Microsoft Word (.docx) files</w:t>
         <w:br/>
@@ -646,6 +648,51 @@
           <w:p>
             <w:r>
               <w:t>The main "do this" document: a step‑by‑step test you run in HIMA SILworX offline simulation. For each safety function it gives the tag to force, the signal to watch, and the result to expect.</w:t>
+            </w:r>
+          </w:p>
+        </w:tc>
+      </w:tr>
+      <w:tr>
+        <w:tc>
+          <w:tcPr>
+            <w:tcW w:type="dxa" w:w="4320"/>
+          </w:tcPr>
+          <w:p>
+            <w:r>
+              <w:rPr>
+                <w:b/>
+              </w:rPr>
+              <w:t>05 · Code walkthrough</w:t>
+            </w:r>
+          </w:p>
+        </w:tc>
+        <w:tc>
+          <w:tcPr>
+            <w:tcW w:type="dxa" w:w="4320"/>
+          </w:tcPr>
+          <w:p>
+            <w:r>
+              <w:t xml:space="preserve">A </w:t>
+            </w:r>
+            <w:r>
+              <w:rPr>
+                <w:b/>
+              </w:rPr>
+              <w:t>screenshot of each important PLC page</w:t>
+            </w:r>
+            <w:r>
+              <w:t xml:space="preserve"> taken straight from </w:t>
+            </w:r>
+            <w:r>
+              <w:rPr>
+                <w:rFonts w:ascii="Consolas" w:hAnsi="Consolas"/>
+                <w:color w:val="C7254E"/>
+                <w:sz w:val="19"/>
+              </w:rPr>
+              <w:t>program.pdf</w:t>
+            </w:r>
+            <w:r>
+              <w:t>, with a plain "how it works" explanation under each picture. Read it when you want to see the *actual* logic (the voters, AND gates, latches and timers) rather than a description of it.</w:t>
             </w:r>
           </w:p>
         </w:tc>
